--- a/Vorlage_wiss_Arbeiten_20260505.docx
+++ b/Vorlage_wiss_Arbeiten_20260505.docx
@@ -199,9 +199,6 @@
         <w:adjustRightInd w:val="0"/>
         <w:jc w:val="center"/>
       </w:pPr>
-      <w:r>
-        <w:t>vorgelegt von:</w:t>
-      </w:r>
     </w:p>
     <w:p>
       <w:pPr>
@@ -211,12 +208,6 @@
         <w:adjustRightInd w:val="0"/>
         <w:jc w:val="center"/>
       </w:pPr>
-      <w:r>
-        <w:t>Sebastian Hamm</w:t>
-      </w:r>
-      <w:r>
-        <w:t xml:space="preserve"> (20236992</w:t>
-      </w:r>
     </w:p>
     <w:p>
       <w:pPr>
@@ -226,12 +217,6 @@
         <w:adjustRightInd w:val="0"/>
         <w:jc w:val="center"/>
       </w:pPr>
-      <w:r>
-        <w:t>Marvin Luxem</w:t>
-      </w:r>
-      <w:r>
-        <w:t xml:space="preserve"> (20242475)</w:t>
-      </w:r>
     </w:p>
     <w:p>
       <w:pPr>
@@ -1481,19 +1466,7 @@
               <w:rPr>
                 <w:rStyle w:val="Hyperlink"/>
               </w:rPr>
-              <w:t>Literatur</w:t>
-            </w:r>
-            <w:r>
-              <w:rPr>
-                <w:rStyle w:val="Hyperlink"/>
-              </w:rPr>
-              <w:t>v</w:t>
-            </w:r>
-            <w:r>
-              <w:rPr>
-                <w:rStyle w:val="Hyperlink"/>
-              </w:rPr>
-              <w:t>erzeichnis</w:t>
+              <w:t>Literaturverzeichnis</w:t>
             </w:r>
             <w:r>
               <w:rPr>
@@ -1904,15 +1877,25 @@
     </w:p>
     <w:p>
       <w:r>
-        <w:t xml:space="preserve">Die diesem Paper zugrundeliegende Aufgabe umfasst </w:t>
-      </w:r>
-      <w:proofErr w:type="gramStart"/>
-      <w:r>
-        <w:t>das trainieren, testen und auswerten</w:t>
-      </w:r>
-      <w:proofErr w:type="gramEnd"/>
-      <w:r>
-        <w:t xml:space="preserve"> verschiedener Modelle aus dem Bereich des maschinellen Lernens. Dabei sollen die Modelle den Aktivitätsstatus einer Person anhand der Messdaten eines Samsung Galaxy S II zuverlässig zu klassifizieren. Dabei handelt es sich um eine überwachte Mehrklassen-Klassifikation. </w:t>
+        <w:t xml:space="preserve">Die diesem Paper zugrundeliegende Aufgabe umfasst das </w:t>
+      </w:r>
+      <w:r>
+        <w:t>T</w:t>
+      </w:r>
+      <w:r>
+        <w:t xml:space="preserve">rainieren, </w:t>
+      </w:r>
+      <w:r>
+        <w:t>T</w:t>
+      </w:r>
+      <w:r>
+        <w:t xml:space="preserve">esten und </w:t>
+      </w:r>
+      <w:r>
+        <w:t>A</w:t>
+      </w:r>
+      <w:r>
+        <w:t xml:space="preserve">uswerten verschiedener Modelle aus dem Bereich des maschinellen Lernens. Dabei sollen die Modelle den Aktivitätsstatus einer Person anhand der Messdaten eines Samsung Galaxy S II zuverlässig klassifizieren. Dabei handelt es sich um eine überwachte Mehrklassen-Klassifikation. </w:t>
       </w:r>
       <w:r>
         <w:br/>
@@ -1930,7 +1913,13 @@
         <w:t xml:space="preserve">, ob </w:t>
       </w:r>
       <w:r>
-        <w:t>solche komplexen Daten von einem Model gut gelernt werden können und wiedergegeben werden können.</w:t>
+        <w:t>solche komplexen Daten von einem Model</w:t>
+      </w:r>
+      <w:r>
+        <w:t>l</w:t>
+      </w:r>
+      <w:r>
+        <w:t xml:space="preserve"> gut gelernt werden können und wiedergegeben werden können.</w:t>
       </w:r>
     </w:p>
     <w:p>
@@ -2039,14 +2028,24 @@
         <w:t>, auch als measures.csv gekennzeichnet</w:t>
       </w:r>
       <w:r>
-        <w:t xml:space="preserve"> und die andere die Test</w:t>
-      </w:r>
-      <w:r>
-        <w:t>d</w:t>
-      </w:r>
-      <w:r>
-        <w:t>aten</w:t>
-      </w:r>
+        <w:t xml:space="preserve"> </w:t>
+      </w:r>
+      <w:r>
+        <w:t xml:space="preserve">und die andere die </w:t>
+      </w:r>
+      <w:proofErr w:type="spellStart"/>
+      <w:r>
+        <w:t>ungelabelten</w:t>
+      </w:r>
+      <w:proofErr w:type="spellEnd"/>
+      <w:r>
+        <w:t xml:space="preserve"> Daten für die finale </w:t>
+      </w:r>
+      <w:proofErr w:type="spellStart"/>
+      <w:r>
+        <w:t>prediction</w:t>
+      </w:r>
+      <w:proofErr w:type="spellEnd"/>
       <w:r>
         <w:t>, auch als to_predict.csv gekennzeichnet,</w:t>
       </w:r>
@@ -2101,130 +2100,283 @@
       </w:r>
       <w:proofErr w:type="spellEnd"/>
       <w:r>
-        <w:t xml:space="preserve">, Standing, </w:t>
+        <w:t xml:space="preserve">, Standing, Sitting, Walking, </w:t>
       </w:r>
       <w:proofErr w:type="spellStart"/>
       <w:r>
-        <w:t>Sitting</w:t>
+        <w:t>Walking_Upstairs</w:t>
       </w:r>
       <w:proofErr w:type="spellEnd"/>
       <w:r>
-        <w:t xml:space="preserve">, Walking, </w:t>
+        <w:t xml:space="preserve">, </w:t>
       </w:r>
       <w:proofErr w:type="spellStart"/>
       <w:r>
-        <w:t>Walking_Upstairs</w:t>
+        <w:t>Walking_Downstairs</w:t>
       </w:r>
       <w:proofErr w:type="spellEnd"/>
-      <w:r>
-        <w:t xml:space="preserve">, </w:t>
+    </w:p>
+    <w:p>
+      <w:r>
+        <w:t xml:space="preserve">Jede Zeile beschreibt ein </w:t>
+      </w:r>
+      <w:r>
+        <w:t>Messfenster</w:t>
+      </w:r>
+      <w:r>
+        <w:t xml:space="preserve"> der </w:t>
+      </w:r>
+      <w:r>
+        <w:t>normalisierten</w:t>
+      </w:r>
+      <w:r>
+        <w:t xml:space="preserve"> (-1 bis 1)</w:t>
+      </w:r>
+      <w:r>
+        <w:t xml:space="preserve"> Sensordaten</w:t>
+      </w:r>
+      <w:r>
+        <w:t xml:space="preserve"> des Geräts während einer bestimmten Aktivität einer Person.</w:t>
+      </w:r>
+    </w:p>
+    <w:p>
+      <w:r>
+        <w:t xml:space="preserve">Die </w:t>
       </w:r>
       <w:proofErr w:type="spellStart"/>
       <w:r>
+        <w:t>ungelabelten</w:t>
+      </w:r>
+      <w:proofErr w:type="spellEnd"/>
+      <w:r>
+        <w:t xml:space="preserve"> Daten</w:t>
+      </w:r>
+      <w:r>
+        <w:t xml:space="preserve"> bestehen aus den restlichen 2947 Beobachtungen, welche nicht in den Trainingsdaten enthalten sind, jedoch ohne Angabe des Labels.</w:t>
+      </w:r>
+    </w:p>
+    <w:p/>
+    <w:p>
+      <w:pPr>
+        <w:pStyle w:val="berschrift2"/>
+      </w:pPr>
+      <w:r>
+        <w:t>Vorbereitung der Daten</w:t>
+      </w:r>
+    </w:p>
+    <w:p>
+      <w:r>
+        <w:t xml:space="preserve">Die uns zur Verfügung gestellten Daten sind bereits vorverarbeitet worden und sind daher in einem guten Zustand. Wir haben die Daten vor der weiteren </w:t>
+      </w:r>
+      <w:r>
+        <w:t>Nutzung</w:t>
+      </w:r>
+      <w:r>
+        <w:t xml:space="preserve"> überprüft und konnten keine</w:t>
+      </w:r>
+      <w:r>
+        <w:t xml:space="preserve"> </w:t>
+      </w:r>
+      <w:r>
+        <w:t>Duplikat</w:t>
+      </w:r>
+      <w:r>
+        <w:t>e</w:t>
+      </w:r>
+      <w:r>
+        <w:t xml:space="preserve"> oder</w:t>
+      </w:r>
+      <w:r>
+        <w:t xml:space="preserve"> fehlende </w:t>
+      </w:r>
+      <w:r>
+        <w:t>W</w:t>
+      </w:r>
+      <w:r>
+        <w:t>erte</w:t>
+      </w:r>
+      <w:r>
+        <w:t xml:space="preserve"> feststellen</w:t>
+      </w:r>
+      <w:r>
+        <w:t xml:space="preserve">. Die Klassen sind in der Häufigkeit im Datensatz nicht exakt gleich verteilt, jedoch annähernd. Die </w:t>
+      </w:r>
+      <w:r>
+        <w:t>häufigste</w:t>
+      </w:r>
+      <w:r>
+        <w:t xml:space="preserve"> Klasse im gelabelten Datensatz ist die Aktivität „</w:t>
+      </w:r>
+      <w:proofErr w:type="spellStart"/>
+      <w:r>
+        <w:t>Laying</w:t>
+      </w:r>
+      <w:proofErr w:type="spellEnd"/>
+      <w:r>
+        <w:t>“ mit 1407 Beobachtungen. Die seltenste Klasse gab es mit 986 Beobachtungen bei „</w:t>
+      </w:r>
+      <w:proofErr w:type="spellStart"/>
+      <w:r>
         <w:t>Walking_Downstairs</w:t>
       </w:r>
       <w:proofErr w:type="spellEnd"/>
-    </w:p>
-    <w:p>
-      <w:r>
-        <w:t xml:space="preserve">Jede Zeile beschreibt eine Momentaufnahme der </w:t>
-      </w:r>
+      <w:r>
+        <w:t>“.</w:t>
+      </w:r>
+    </w:p>
+    <w:p/>
+    <w:p>
+      <w:pPr>
+        <w:jc w:val="center"/>
+      </w:pPr>
+    </w:p>
+    <w:p>
+      <w:pPr>
+        <w:pStyle w:val="berschrift3"/>
+      </w:pPr>
+      <w:r>
+        <w:t>Splitting</w:t>
+      </w:r>
+    </w:p>
+    <w:p>
+      <w:r>
+        <w:t xml:space="preserve">Wie vorgegeben haben wir die measures.csv für eine aussagekräftige Bewertung der Modelle in test_data.csv und train_data.csv unterteilt. </w:t>
+      </w:r>
+      <w:r>
+        <w:t xml:space="preserve">Dabei haben wir wie verlangt die daten nach den </w:t>
+      </w:r>
+      <w:proofErr w:type="spellStart"/>
+      <w:r>
+        <w:t>subjects</w:t>
+      </w:r>
+      <w:proofErr w:type="spellEnd"/>
+      <w:r>
+        <w:t xml:space="preserve"> </w:t>
+      </w:r>
+      <w:proofErr w:type="spellStart"/>
+      <w:r>
+        <w:t>aufgteilt</w:t>
+      </w:r>
+      <w:proofErr w:type="spellEnd"/>
+      <w:r>
+        <w:t>. In der test_data.csv haben wir die Daten der Personen 27-30 abgespeichert. In der train_data.csv die restlichen 17 Personen aus measures.csv.</w:t>
+      </w:r>
+      <w:r>
+        <w:t xml:space="preserve"> Zusätzlich wird geprüft, ob die Daten der Personen 1, 3, 5 und 6 in dem Datensatz vorkommen.</w:t>
+      </w:r>
+    </w:p>
+    <w:p>
+      <w:r>
+        <w:t xml:space="preserve">Um eine valide Bewertung der Modelle zu erhalten, haben wir mit </w:t>
+      </w:r>
+      <w:proofErr w:type="spellStart"/>
+      <w:r>
+        <w:t>cross</w:t>
+      </w:r>
+      <w:proofErr w:type="spellEnd"/>
+      <w:r>
+        <w:t xml:space="preserve">-validation nur auf dem </w:t>
+      </w:r>
+      <w:proofErr w:type="spellStart"/>
+      <w:r>
+        <w:t>train_data</w:t>
+      </w:r>
+      <w:proofErr w:type="spellEnd"/>
+      <w:r>
+        <w:t xml:space="preserve"> Datens</w:t>
+      </w:r>
+      <w:r>
+        <w:t>atz</w:t>
+      </w:r>
+      <w:r>
+        <w:t xml:space="preserve"> gearbeitet und später dann die besten Modelle auf dem </w:t>
+      </w:r>
+      <w:proofErr w:type="spellStart"/>
+      <w:r>
+        <w:t>test_data</w:t>
+      </w:r>
+      <w:proofErr w:type="spellEnd"/>
+      <w:r>
+        <w:t xml:space="preserve"> Datens</w:t>
+      </w:r>
+      <w:r>
+        <w:t>atz</w:t>
+      </w:r>
+      <w:r>
+        <w:t xml:space="preserve"> verglichen und ausgewählt. </w:t>
+      </w:r>
+    </w:p>
+    <w:p>
+      <w:r>
+        <w:t xml:space="preserve">Die Verteilung der Klassen über die beiden Datensätze hinweg ist dabei gut. Wie in der Grafik zu sehen ist gibt es </w:t>
+      </w:r>
+      <w:r>
+        <w:t>t</w:t>
+      </w:r>
+      <w:r>
+        <w:t>eils nahezu perfekte Überschneidungen oder meist nur kleinere Unterschiede in der Verteilung. Die stärkste Abweichung betrifft die Klasse Walking, aber selbst diese ist keine relevante Beeinträchtigung.</w:t>
+      </w:r>
+    </w:p>
+    <w:p/>
+    <w:p>
       <w:r>
         <w:rPr>
-          <w:u w:val="single"/>
+          <w:noProof/>
         </w:rPr>
-        <w:t>normalisierten</w:t>
-      </w:r>
-      <w:r>
-        <w:t xml:space="preserve"> Sensordaten</w:t>
-      </w:r>
-      <w:r>
-        <w:t xml:space="preserve"> des Geräts während einer bestimmten Aktivität einer Person.</w:t>
-      </w:r>
-    </w:p>
-    <w:p>
-      <w:r>
-        <w:t>Die Testdaten bestehen aus den restlichen 2947 Beobachtungen, welche nicht in den Trainingsdaten enthalten sind, jedoch ohne Angabe des Labels.</w:t>
+        <w:drawing>
+          <wp:inline distT="0" distB="0" distL="0" distR="0" wp14:anchorId="0D134812" wp14:editId="1271B104">
+            <wp:extent cx="5400040" cy="2665095"/>
+            <wp:effectExtent l="0" t="0" r="0" b="1905"/>
+            <wp:docPr id="1555148323" name="Grafik 2"/>
+            <wp:cNvGraphicFramePr>
+              <a:graphicFrameLocks xmlns:a="http://schemas.openxmlformats.org/drawingml/2006/main" noChangeAspect="1"/>
+            </wp:cNvGraphicFramePr>
+            <a:graphic xmlns:a="http://schemas.openxmlformats.org/drawingml/2006/main">
+              <a:graphicData uri="http://schemas.openxmlformats.org/drawingml/2006/picture">
+                <pic:pic xmlns:pic="http://schemas.openxmlformats.org/drawingml/2006/picture">
+                  <pic:nvPicPr>
+                    <pic:cNvPr id="0" name="Picture 1"/>
+                    <pic:cNvPicPr>
+                      <a:picLocks noChangeAspect="1" noChangeArrowheads="1"/>
+                    </pic:cNvPicPr>
+                  </pic:nvPicPr>
+                  <pic:blipFill>
+                    <a:blip r:embed="rId10" cstate="print">
+                      <a:extLst>
+                        <a:ext uri="{28A0092B-C50C-407E-A947-70E740481C1C}">
+                          <a14:useLocalDpi xmlns:a14="http://schemas.microsoft.com/office/drawing/2010/main" val="0"/>
+                        </a:ext>
+                      </a:extLst>
+                    </a:blip>
+                    <a:srcRect/>
+                    <a:stretch>
+                      <a:fillRect/>
+                    </a:stretch>
+                  </pic:blipFill>
+                  <pic:spPr bwMode="auto">
+                    <a:xfrm>
+                      <a:off x="0" y="0"/>
+                      <a:ext cx="5400040" cy="2665095"/>
+                    </a:xfrm>
+                    <a:prstGeom prst="rect">
+                      <a:avLst/>
+                    </a:prstGeom>
+                    <a:noFill/>
+                    <a:ln>
+                      <a:noFill/>
+                    </a:ln>
+                  </pic:spPr>
+                </pic:pic>
+              </a:graphicData>
+            </a:graphic>
+          </wp:inline>
+        </w:drawing>
       </w:r>
     </w:p>
     <w:p/>
     <w:p>
       <w:pPr>
-        <w:pStyle w:val="berschrift2"/>
-      </w:pPr>
-      <w:r>
-        <w:t>Vorbereitung der Daten</w:t>
-      </w:r>
-    </w:p>
-    <w:p>
-      <w:r>
-        <w:t>Die Qualität der Daten ist besonders hervorzuheben. Diese wurden vorbereitet und enthalten keine Duplikate, sowie keine fehlenden werte.</w:t>
-      </w:r>
-      <w:r>
-        <w:t xml:space="preserve"> </w:t>
-      </w:r>
-      <w:r>
-        <w:t>Dies haben wir überprüft, bevor wir weiter mit den Daten gearbeitet haben. Die Klassen sind in der Häufigkeit im Datensatz nicht exakt gleich verteilt, jedoch annähernd. Die größte Klasse im gelabelten Datensatz ist die Aktivität „</w:t>
-      </w:r>
-      <w:proofErr w:type="spellStart"/>
-      <w:r>
-        <w:t>Laying</w:t>
-      </w:r>
-      <w:proofErr w:type="spellEnd"/>
-      <w:r>
-        <w:t>“ mit 1407 Beobachtungen. Die seltenste Klasse gab es mit 986 Beobachtungen bei „</w:t>
-      </w:r>
-      <w:proofErr w:type="spellStart"/>
-      <w:r>
-        <w:t>Walking_Downstairs</w:t>
-      </w:r>
-      <w:proofErr w:type="spellEnd"/>
-      <w:r>
-        <w:t>“.</w:t>
-      </w:r>
-    </w:p>
-    <w:p/>
-    <w:p>
-      <w:pPr>
-        <w:jc w:val="center"/>
-      </w:pPr>
-    </w:p>
-    <w:p>
-      <w:pPr>
-        <w:pStyle w:val="berschrift3"/>
-      </w:pPr>
-      <w:r>
-        <w:lastRenderedPageBreak/>
-        <w:t>Splitting</w:t>
-      </w:r>
-    </w:p>
-    <w:p>
-      <w:r>
-        <w:t xml:space="preserve">Für die </w:t>
-      </w:r>
-      <w:proofErr w:type="spellStart"/>
-      <w:r>
-        <w:t>cross</w:t>
-      </w:r>
-      <w:proofErr w:type="spellEnd"/>
-      <w:r>
-        <w:t>-validation haben wir uns an die Vorgabe gehalten und die Sets nach den Personen getrennt. Dabei haben wir das ausgangs trainings-Set genommen (measures.csv) und dort die Personen 27-30 herausgearbeitet und in das neue test-Set (</w:t>
-      </w:r>
-      <w:proofErr w:type="spellStart"/>
-      <w:r>
-        <w:t>test</w:t>
-      </w:r>
-      <w:proofErr w:type="spellEnd"/>
-      <w:r>
-        <w:t xml:space="preserve"> eingefügt. Die restlichen 17 Personen sind in das neue trainings-Set übertragen worden. </w:t>
-      </w:r>
-    </w:p>
-    <w:p>
-      <w:pPr>
         <w:pStyle w:val="berschrift1"/>
-        <w:rPr>
-          <w:lang w:val="en-US"/>
-        </w:rPr>
       </w:pPr>
       <w:bookmarkStart w:id="5" w:name="_Toc231995746"/>
       <w:bookmarkEnd w:id="5"/>
@@ -2477,11 +2629,13 @@
               <w:pStyle w:val="Literaturverzeichnis"/>
               <w:rPr>
                 <w:noProof/>
+                <w:lang w:val="en-US"/>
               </w:rPr>
             </w:pPr>
             <w:r>
               <w:rPr>
                 <w:noProof/>
+                <w:lang w:val="en-US"/>
               </w:rPr>
               <w:t xml:space="preserve">D. Anguita, A. Ghio, L. Oneto, X. Parra und J. L. Reyes-Ortiz, „A Public Domain Dataset for Human Activity Recognition Using Smartphones,“ in </w:t>
             </w:r>
@@ -2490,12 +2644,14 @@
                 <w:i/>
                 <w:iCs/>
                 <w:noProof/>
+                <w:lang w:val="en-US"/>
               </w:rPr>
               <w:t>21st European Symposium on Artificial Neural Networks, Computational Intelligence and Machine Learning</w:t>
             </w:r>
             <w:r>
               <w:rPr>
                 <w:noProof/>
+                <w:lang w:val="en-US"/>
               </w:rPr>
               <w:t xml:space="preserve">, Bruges, Belgium, 2013. </w:t>
             </w:r>
@@ -2509,6 +2665,7 @@
         <w:rPr>
           <w:rFonts w:eastAsia="Times New Roman"/>
           <w:noProof/>
+          <w:lang w:val="en-US"/>
         </w:rPr>
       </w:pPr>
     </w:p>
@@ -6580,6 +6737,7 @@
   <w:style w:type="character" w:default="1" w:styleId="Absatz-Standardschriftart">
     <w:name w:val="Default Paragraph Font"/>
     <w:uiPriority w:val="1"/>
+    <w:semiHidden/>
     <w:unhideWhenUsed/>
   </w:style>
   <w:style w:type="table" w:default="1" w:styleId="NormaleTabelle">

--- a/Vorlage_wiss_Arbeiten_20260505.docx
+++ b/Vorlage_wiss_Arbeiten_20260505.docx
@@ -2373,7 +2373,35 @@
         </w:drawing>
       </w:r>
     </w:p>
-    <w:p/>
+    <w:p>
+      <w:r>
+        <w:t xml:space="preserve">Wir haben die </w:t>
+      </w:r>
+      <w:proofErr w:type="spellStart"/>
+      <w:r>
+        <w:t>cross</w:t>
+      </w:r>
+      <w:proofErr w:type="spellEnd"/>
+      <w:r>
+        <w:t xml:space="preserve">-validation mit </w:t>
+      </w:r>
+      <w:proofErr w:type="spellStart"/>
+      <w:r>
+        <w:t>GroupKFold</w:t>
+      </w:r>
+      <w:proofErr w:type="spellEnd"/>
+      <w:r>
+        <w:t xml:space="preserve"> und 5 Folds angewandt und haben dann die durchschnittliche </w:t>
+      </w:r>
+      <w:proofErr w:type="spellStart"/>
+      <w:r>
+        <w:t>Accuracy</w:t>
+      </w:r>
+      <w:proofErr w:type="spellEnd"/>
+      <w:r>
+        <w:t xml:space="preserve"> als maßgebenden Wert genutzt.</w:t>
+      </w:r>
+    </w:p>
     <w:p>
       <w:pPr>
         <w:pStyle w:val="berschrift1"/>
